--- a/extrakty/doc/TC278WG5/extract_17444-2_(2014).docx
+++ b/extrakty/doc/TC278WG5/extract_17444-2_(2014).docx
@@ -343,22 +343,12 @@
         </w:rPr>
         <w:t xml:space="preserve">, </w:t>
       </w:r>
-      <w:commentRangeStart w:id="0"/>
-      <w:commentRangeStart w:id="1"/>
       <w:r>
         <w:rPr>
           <w:vertAlign w:val="baseline"/>
           <w:rtl w:val="0"/>
         </w:rPr>
         <w:t xml:space="preserve">definovaných</w:t>
-      </w:r>
-      <w:commentRangeEnd w:id="0"/>
-      <w:r>
-        <w:commentReference w:id="0"/>
-      </w:r>
-      <w:commentRangeEnd w:id="1"/>
-      <w:r>
-        <w:commentReference w:id="1"/>
       </w:r>
       <w:r>
         <w:rPr>
@@ -2962,95 +2952,6 @@
     </w:sectPr>
   </w:body>
 </w:document>
-</file>
-
-<file path=word/comments.xml><?xml version="1.0" encoding="utf-8"?>
-<w:comments xmlns:mc="http://schemas.openxmlformats.org/markup-compatibility/2006" xmlns:o="urn:schemas-microsoft-com:office:office" xmlns:r="http://schemas.openxmlformats.org/officeDocument/2006/relationships" xmlns:m="http://schemas.openxmlformats.org/officeDocument/2006/math" xmlns:v="urn:schemas-microsoft-com:vml" xmlns:wp="http://schemas.openxmlformats.org/drawingml/2006/wordprocessingDrawing" xmlns:w10="urn:schemas-microsoft-com:office:word" xmlns:w="http://schemas.openxmlformats.org/wordprocessingml/2006/main" xmlns:wne="http://schemas.microsoft.com/office/word/2006/wordml" xmlns:sl="http://schemas.openxmlformats.org/schemaLibrary/2006/main" xmlns:a="http://schemas.openxmlformats.org/drawingml/2006/main" xmlns:pic="http://schemas.openxmlformats.org/drawingml/2006/picture" xmlns:c="http://schemas.openxmlformats.org/drawingml/2006/chart" xmlns:lc="http://schemas.openxmlformats.org/drawingml/2006/lockedCanvas" xmlns:dgm="http://schemas.openxmlformats.org/drawingml/2006/diagram" xmlns:wps="http://schemas.microsoft.com/office/word/2010/wordprocessingShape" xmlns:wpg="http://schemas.microsoft.com/office/word/2010/wordprocessingGroup">
-  <w:comment w:author="lenkasvor" w:id="0" w:date="2014-11-25T04:40:51Z">
-    <w:p>
-      <w:pPr>
-        <w:keepNext w:val="0"/>
-        <w:keepLines w:val="0"/>
-        <w:widowControl w:val="0"/>
-        <w:pBdr/>
-        <w:spacing w:after="0" w:before="0" w:line="240" w:lineRule="auto"/>
-        <w:ind w:left="0" w:right="0" w:firstLine="0"/>
-        <w:contextualSpacing w:val="0"/>
-        <w:jc w:val="left"/>
-        <w:rPr>
-          <w:rFonts w:ascii="Arial" w:cs="Arial" w:eastAsia="Arial" w:hAnsi="Arial"/>
-          <w:b w:val="0"/>
-          <w:i w:val="0"/>
-          <w:smallCaps w:val="0"/>
-          <w:strike w:val="0"/>
-          <w:color w:val="000000"/>
-          <w:sz w:val="22"/>
-          <w:szCs w:val="22"/>
-          <w:u w:val="none"/>
-          <w:vertAlign w:val="baseline"/>
-        </w:rPr>
-      </w:pPr>
-      <w:r>
-        <w:rPr>
-          <w:rFonts w:ascii="Arial" w:cs="Arial" w:eastAsia="Arial" w:hAnsi="Arial"/>
-          <w:b w:val="0"/>
-          <w:i w:val="0"/>
-          <w:smallCaps w:val="0"/>
-          <w:strike w:val="0"/>
-          <w:color w:val="000000"/>
-          <w:sz w:val="22"/>
-          <w:szCs w:val="22"/>
-          <w:u w:val="none"/>
-          <w:vertAlign w:val="baseline"/>
-          <w:rtl w:val="0"/>
-        </w:rPr>
-        <w:t xml:space="preserve">formát - styl "text normy" příp. později "seznam v normě"</w:t>
-      </w:r>
-    </w:p>
-  </w:comment>
-  <w:comment w:author="jakub rajnoch" w:id="1" w:date="2014-11-25T04:40:51Z">
-    <w:p>
-      <w:pPr>
-        <w:keepNext w:val="0"/>
-        <w:keepLines w:val="0"/>
-        <w:widowControl w:val="0"/>
-        <w:pBdr/>
-        <w:spacing w:after="0" w:before="0" w:line="240" w:lineRule="auto"/>
-        <w:ind w:left="0" w:right="0" w:firstLine="0"/>
-        <w:contextualSpacing w:val="0"/>
-        <w:jc w:val="left"/>
-        <w:rPr>
-          <w:rFonts w:ascii="Arial" w:cs="Arial" w:eastAsia="Arial" w:hAnsi="Arial"/>
-          <w:b w:val="0"/>
-          <w:i w:val="0"/>
-          <w:smallCaps w:val="0"/>
-          <w:strike w:val="0"/>
-          <w:color w:val="000000"/>
-          <w:sz w:val="22"/>
-          <w:szCs w:val="22"/>
-          <w:u w:val="none"/>
-          <w:vertAlign w:val="baseline"/>
-        </w:rPr>
-      </w:pPr>
-      <w:r>
-        <w:rPr>
-          <w:rFonts w:ascii="Arial" w:cs="Arial" w:eastAsia="Arial" w:hAnsi="Arial"/>
-          <w:b w:val="0"/>
-          <w:i w:val="0"/>
-          <w:smallCaps w:val="0"/>
-          <w:strike w:val="0"/>
-          <w:color w:val="000000"/>
-          <w:sz w:val="22"/>
-          <w:szCs w:val="22"/>
-          <w:u w:val="none"/>
-          <w:vertAlign w:val="baseline"/>
-          <w:rtl w:val="0"/>
-        </w:rPr>
-        <w:t xml:space="preserve">Nerozumim ani trochu...</w:t>
-      </w:r>
-    </w:p>
-  </w:comment>
-</w:comments>
 </file>
 
 <file path=word/footer1.xml><?xml version="1.0" encoding="utf-8"?>

--- a/extrakty/doc/TC278WG5/extract_17444-2_(2014).docx
+++ b/extrakty/doc/TC278WG5/extract_17444-2_(2014).docx
@@ -1037,95 +1037,63 @@
       <w:r>
         <w:rPr>
           <w:rFonts w:ascii="Arial" w:cs="Arial" w:eastAsia="Arial" w:hAnsi="Arial"/>
-          <w:b w:val="0"/>
-          <w:sz w:val="20"/>
-          <w:szCs w:val="20"/>
-          <w:vertAlign w:val="baseline"/>
-          <w:rtl w:val="0"/>
-        </w:rPr>
-        <w:t xml:space="preserve">Kapitola obsahuje 35 termínů a definic souvisejících s touto normou.</w:t>
-      </w:r>
-      <w:r>
-        <w:rPr>
-          <w:rtl w:val="0"/>
-        </w:rPr>
-      </w:r>
-    </w:p>
-    <w:p>
-      <w:pPr>
-        <w:pBdr/>
-        <w:spacing w:after="120" w:before="0" w:line="240" w:lineRule="auto"/>
-        <w:contextualSpacing w:val="0"/>
-        <w:jc w:val="both"/>
-        <w:rPr/>
-      </w:pPr>
-      <w:r>
-        <w:rPr>
-          <w:rFonts w:ascii="Arial" w:cs="Arial" w:eastAsia="Arial" w:hAnsi="Arial"/>
-          <w:b w:val="0"/>
-          <w:sz w:val="20"/>
-          <w:szCs w:val="20"/>
-          <w:vertAlign w:val="baseline"/>
-          <w:rtl w:val="0"/>
-        </w:rPr>
-        <w:t xml:space="preserve">Klíčové termíny:</w:t>
-      </w:r>
-      <w:r>
-        <w:rPr>
-          <w:rtl w:val="0"/>
-        </w:rPr>
-      </w:r>
-    </w:p>
-    <w:p>
-      <w:pPr>
-        <w:pBdr/>
-        <w:spacing w:after="120" w:before="0" w:line="240" w:lineRule="auto"/>
-        <w:contextualSpacing w:val="0"/>
-        <w:jc w:val="both"/>
-        <w:rPr/>
-      </w:pPr>
-      <w:r>
-        <w:rPr>
-          <w:rFonts w:ascii="Arial" w:cs="Arial" w:eastAsia="Arial" w:hAnsi="Arial"/>
-          <w:b w:val="1"/>
-          <w:sz w:val="20"/>
-          <w:szCs w:val="20"/>
-          <w:vertAlign w:val="baseline"/>
-          <w:rtl w:val="0"/>
-        </w:rPr>
-        <w:t xml:space="preserve">3.10</w:t>
-        <w:br w:type="textWrapping"/>
-        <w:t xml:space="preserve">diskrétní mýtné schéma </w:t>
-      </w:r>
-      <w:r>
-        <w:rPr>
-          <w:rFonts w:ascii="Arial" w:cs="Arial" w:eastAsia="Arial" w:hAnsi="Arial"/>
-          <w:b w:val="0"/>
-          <w:i w:val="1"/>
+          <w:sz w:val="20"/>
+          <w:szCs w:val="20"/>
+          <w:vertAlign w:val="baseline"/>
+          <w:rtl w:val="0"/>
+        </w:rPr>
+        <w:t xml:space="preserve">Kapitola obsahuje 35 termínů a definic, z nichž nejdůležitější jsou následující:</w:t>
+      </w:r>
+    </w:p>
+    <w:p>
+      <w:pPr>
+        <w:pBdr/>
+        <w:spacing w:after="120" w:before="0" w:line="240" w:lineRule="auto"/>
+        <w:contextualSpacing w:val="0"/>
+        <w:jc w:val="both"/>
+        <w:rPr/>
+      </w:pPr>
+      <w:r>
+        <w:rPr>
+          <w:b/>
+          <w:rFonts w:ascii="Arial" w:cs="Arial" w:eastAsia="Arial" w:hAnsi="Arial"/>
+          <w:sz w:val="20"/>
+          <w:szCs w:val="20"/>
+          <w:vertAlign w:val="baseline"/>
+          <w:rtl w:val="0"/>
+        </w:rPr>
+        <w:t xml:space="preserve">diskrétní mýtné schéma</w:t>
+      </w:r>
+      <w:r>
+        <w:rPr>
+          <w:rFonts w:ascii="Arial" w:cs="Arial" w:eastAsia="Arial" w:hAnsi="Arial"/>
+          <w:sz w:val="20"/>
+          <w:szCs w:val="20"/>
+          <w:vertAlign w:val="baseline"/>
+          <w:rtl w:val="0"/>
+        </w:rPr>
+        <w:t xml:space="preserve"> </w:t>
+      </w:r>
+      <w:r>
+        <w:rPr>
+          <w:i/>
+          <w:rFonts w:ascii="Arial" w:cs="Arial" w:eastAsia="Arial" w:hAnsi="Arial"/>
           <w:sz w:val="20"/>
           <w:szCs w:val="20"/>
           <w:vertAlign w:val="baseline"/>
           <w:rtl w:val="0"/>
         </w:rPr>
         <w:t xml:space="preserve">(discrete toll scheme)</w:t>
-        <w:tab/>
-        <w:br w:type="textWrapping"/>
-      </w:r>
-      <w:r>
-        <w:rPr>
-          <w:rFonts w:ascii="Arial" w:cs="Arial" w:eastAsia="Arial" w:hAnsi="Arial"/>
-          <w:b w:val="0"/>
-          <w:sz w:val="20"/>
-          <w:szCs w:val="20"/>
-          <w:vertAlign w:val="baseline"/>
-          <w:rtl w:val="0"/>
-        </w:rPr>
-        <w:t xml:space="preserve">mýtné schéma, ve kterém je poplatek vypočítán na základě nespojitých událostí, které jsou přiřazené k identifikaci mýtných objektů, jako jsou přejetí kordónu, mostu, pobývání v určité oblasti atd. </w:t>
-      </w:r>
-      <w:r>
-        <w:rPr>
-          <w:rtl w:val="0"/>
-        </w:rPr>
+      </w:r>
+      <w:r>
+        <w:rPr>
+          <w:rFonts w:ascii="Arial" w:cs="Arial" w:eastAsia="Arial" w:hAnsi="Arial"/>
+          <w:sz w:val="20"/>
+          <w:szCs w:val="20"/>
+          <w:vertAlign w:val="baseline"/>
+          <w:rtl w:val="0"/>
+        </w:rPr>
+        <w:t xml:space="preserve"> – mýtné schéma, ve kterém je poplatek vypočítán na základě nespojitých událostí, které jsou přiřazené k identifikaci mýtných objektů, jako jsou přejetí kordónu, mostu, pobývání v určité oblasti atd.</w:t>
       </w:r>
     </w:p>
     <w:p>
@@ -1163,21 +1131,18 @@
       </w:pPr>
       <w:r>
         <w:rPr>
-          <w:rFonts w:ascii="Arial" w:cs="Arial" w:eastAsia="Arial" w:hAnsi="Arial"/>
-          <w:b w:val="1"/>
-          <w:sz w:val="20"/>
-          <w:szCs w:val="20"/>
-          <w:vertAlign w:val="baseline"/>
-          <w:rtl w:val="0"/>
-        </w:rPr>
-        <w:t xml:space="preserve">3.11</w:t>
-        <w:br w:type="textWrapping"/>
+          <w:b/>
+          <w:rFonts w:ascii="Arial" w:cs="Arial" w:eastAsia="Arial" w:hAnsi="Arial"/>
+          <w:sz w:val="20"/>
+          <w:szCs w:val="20"/>
+          <w:vertAlign w:val="baseline"/>
+          <w:rtl w:val="0"/>
+        </w:rPr>
         <w:t xml:space="preserve">spojité mýtné schéma</w:t>
       </w:r>
       <w:r>
         <w:rPr>
           <w:rFonts w:ascii="Arial" w:cs="Arial" w:eastAsia="Arial" w:hAnsi="Arial"/>
-          <w:b w:val="0"/>
           <w:sz w:val="20"/>
           <w:szCs w:val="20"/>
           <w:vertAlign w:val="baseline"/>
@@ -1187,85 +1152,75 @@
       </w:r>
       <w:r>
         <w:rPr>
-          <w:rFonts w:ascii="Arial" w:cs="Arial" w:eastAsia="Arial" w:hAnsi="Arial"/>
-          <w:b w:val="0"/>
-          <w:i w:val="1"/>
+          <w:i/>
+          <w:rFonts w:ascii="Arial" w:cs="Arial" w:eastAsia="Arial" w:hAnsi="Arial"/>
           <w:sz w:val="20"/>
           <w:szCs w:val="20"/>
           <w:vertAlign w:val="baseline"/>
           <w:rtl w:val="0"/>
         </w:rPr>
         <w:t xml:space="preserve">(continuous toll scheme)</w:t>
-        <w:tab/>
-        <w:br w:type="textWrapping"/>
-      </w:r>
-      <w:r>
-        <w:rPr>
-          <w:rFonts w:ascii="Arial" w:cs="Arial" w:eastAsia="Arial" w:hAnsi="Arial"/>
-          <w:b w:val="0"/>
-          <w:sz w:val="20"/>
-          <w:szCs w:val="20"/>
-          <w:vertAlign w:val="baseline"/>
-          <w:rtl w:val="0"/>
-        </w:rPr>
-        <w:t xml:space="preserve">mýtné schéma, ve kterém je poplatek vypočítán na základě souhrnu spojitě měřených parametrů, jako je vzdálenost, čas atd. </w:t>
-      </w:r>
-      <w:r>
-        <w:rPr>
-          <w:rtl w:val="0"/>
-        </w:rPr>
-      </w:r>
-    </w:p>
-    <w:p>
-      <w:pPr>
-        <w:pBdr/>
-        <w:spacing w:after="120" w:before="0" w:line="240" w:lineRule="auto"/>
-        <w:contextualSpacing w:val="0"/>
-        <w:jc w:val="both"/>
-        <w:rPr/>
-      </w:pPr>
-      <w:r>
-        <w:rPr>
-          <w:rFonts w:ascii="Arial" w:cs="Arial" w:eastAsia="Arial" w:hAnsi="Arial"/>
-          <w:b w:val="1"/>
-          <w:sz w:val="20"/>
-          <w:szCs w:val="20"/>
-          <w:vertAlign w:val="baseline"/>
-          <w:rtl w:val="0"/>
-        </w:rPr>
-        <w:t xml:space="preserve">3.20</w:t>
-        <w:br w:type="textWrapping"/>
-        <w:t xml:space="preserve">metriky výkonu </w:t>
-      </w:r>
-      <w:r>
-        <w:rPr>
-          <w:rFonts w:ascii="Arial" w:cs="Arial" w:eastAsia="Arial" w:hAnsi="Arial"/>
-          <w:b w:val="0"/>
-          <w:i w:val="1"/>
+      </w:r>
+      <w:r>
+        <w:rPr>
+          <w:rFonts w:ascii="Arial" w:cs="Arial" w:eastAsia="Arial" w:hAnsi="Arial"/>
+          <w:sz w:val="20"/>
+          <w:szCs w:val="20"/>
+          <w:vertAlign w:val="baseline"/>
+          <w:rtl w:val="0"/>
+        </w:rPr>
+        <w:t xml:space="preserve"> – mýtné schéma, ve kterém je poplatek vypočítán na základě souhrnu spojitě měřených parametrů, jako je vzdálenost, čas atd.</w:t>
+      </w:r>
+    </w:p>
+    <w:p>
+      <w:pPr>
+        <w:pBdr/>
+        <w:spacing w:after="120" w:before="0" w:line="240" w:lineRule="auto"/>
+        <w:contextualSpacing w:val="0"/>
+        <w:jc w:val="both"/>
+        <w:rPr/>
+      </w:pPr>
+      <w:r>
+        <w:rPr>
+          <w:b/>
+          <w:rFonts w:ascii="Arial" w:cs="Arial" w:eastAsia="Arial" w:hAnsi="Arial"/>
+          <w:sz w:val="20"/>
+          <w:szCs w:val="20"/>
+          <w:vertAlign w:val="baseline"/>
+          <w:rtl w:val="0"/>
+        </w:rPr>
+        <w:t xml:space="preserve">metriky výkonu</w:t>
+      </w:r>
+      <w:r>
+        <w:rPr>
+          <w:rFonts w:ascii="Arial" w:cs="Arial" w:eastAsia="Arial" w:hAnsi="Arial"/>
+          <w:sz w:val="20"/>
+          <w:szCs w:val="20"/>
+          <w:vertAlign w:val="baseline"/>
+          <w:rtl w:val="0"/>
+        </w:rPr>
+        <w:t xml:space="preserve"> </w:t>
+      </w:r>
+      <w:r>
+        <w:rPr>
+          <w:i/>
+          <w:rFonts w:ascii="Arial" w:cs="Arial" w:eastAsia="Arial" w:hAnsi="Arial"/>
           <w:sz w:val="20"/>
           <w:szCs w:val="20"/>
           <w:vertAlign w:val="baseline"/>
           <w:rtl w:val="0"/>
         </w:rPr>
         <w:t xml:space="preserve">(performance metrics)</w:t>
-        <w:tab/>
-        <w:br w:type="textWrapping"/>
-      </w:r>
-      <w:r>
-        <w:rPr>
-          <w:rFonts w:ascii="Arial" w:cs="Arial" w:eastAsia="Arial" w:hAnsi="Arial"/>
-          <w:b w:val="0"/>
-          <w:sz w:val="20"/>
-          <w:szCs w:val="20"/>
-          <w:vertAlign w:val="baseline"/>
-          <w:rtl w:val="0"/>
-        </w:rPr>
-        <w:t xml:space="preserve">specifické výpočty k popisu výkonu systému zpoplatnění </w:t>
-      </w:r>
-      <w:r>
-        <w:rPr>
-          <w:rtl w:val="0"/>
-        </w:rPr>
+      </w:r>
+      <w:r>
+        <w:rPr>
+          <w:rFonts w:ascii="Arial" w:cs="Arial" w:eastAsia="Arial" w:hAnsi="Arial"/>
+          <w:sz w:val="20"/>
+          <w:szCs w:val="20"/>
+          <w:vertAlign w:val="baseline"/>
+          <w:rtl w:val="0"/>
+        </w:rPr>
+        <w:t xml:space="preserve"> – specifické výpočty k popisu výkonu systému zpoplatnění</w:t>
       </w:r>
     </w:p>
     <w:p>
@@ -1303,46 +1258,45 @@
       </w:pPr>
       <w:r>
         <w:rPr>
-          <w:rFonts w:ascii="Arial" w:cs="Arial" w:eastAsia="Arial" w:hAnsi="Arial"/>
-          <w:b w:val="1"/>
-          <w:sz w:val="20"/>
-          <w:szCs w:val="20"/>
-          <w:vertAlign w:val="baseline"/>
-          <w:rtl w:val="0"/>
-        </w:rPr>
-        <w:t xml:space="preserve">3.23</w:t>
-        <w:br w:type="textWrapping"/>
-        <w:t xml:space="preserve">reprezentativní cesty </w:t>
-      </w:r>
-      <w:r>
-        <w:rPr>
-          <w:rFonts w:ascii="Arial" w:cs="Arial" w:eastAsia="Arial" w:hAnsi="Arial"/>
-          <w:b w:val="0"/>
-          <w:i w:val="1"/>
+          <w:b/>
+          <w:rFonts w:ascii="Arial" w:cs="Arial" w:eastAsia="Arial" w:hAnsi="Arial"/>
+          <w:sz w:val="20"/>
+          <w:szCs w:val="20"/>
+          <w:vertAlign w:val="baseline"/>
+          <w:rtl w:val="0"/>
+        </w:rPr>
+        <w:t xml:space="preserve">reprezentativní cesty</w:t>
+      </w:r>
+      <w:r>
+        <w:rPr>
+          <w:rFonts w:ascii="Arial" w:cs="Arial" w:eastAsia="Arial" w:hAnsi="Arial"/>
+          <w:sz w:val="20"/>
+          <w:szCs w:val="20"/>
+          <w:vertAlign w:val="baseline"/>
+          <w:rtl w:val="0"/>
+        </w:rPr>
+        <w:t xml:space="preserve"> </w:t>
+      </w:r>
+      <w:r>
+        <w:rPr>
+          <w:i/>
+          <w:rFonts w:ascii="Arial" w:cs="Arial" w:eastAsia="Arial" w:hAnsi="Arial"/>
           <w:sz w:val="20"/>
           <w:szCs w:val="20"/>
           <w:vertAlign w:val="baseline"/>
           <w:rtl w:val="0"/>
         </w:rPr>
         <w:t xml:space="preserve">(representative trips)</w:t>
-        <w:tab/>
-        <w:br w:type="textWrapping"/>
-      </w:r>
-      <w:r>
-        <w:rPr>
-          <w:rFonts w:ascii="Arial" w:cs="Arial" w:eastAsia="Arial" w:hAnsi="Arial"/>
-          <w:b w:val="0"/>
-          <w:sz w:val="20"/>
-          <w:szCs w:val="20"/>
-          <w:vertAlign w:val="baseline"/>
-          <w:rtl w:val="0"/>
-        </w:rPr>
-        <w:t xml:space="preserve">cesty, které jsou delší než definovaná mez a proto musí být započteny do příslušných metrik</w:t>
-      </w:r>
-      <w:r>
-        <w:rPr>
-          <w:rtl w:val="0"/>
-        </w:rPr>
+      </w:r>
+      <w:r>
+        <w:rPr>
+          <w:rFonts w:ascii="Arial" w:cs="Arial" w:eastAsia="Arial" w:hAnsi="Arial"/>
+          <w:sz w:val="20"/>
+          <w:szCs w:val="20"/>
+          <w:vertAlign w:val="baseline"/>
+          <w:rtl w:val="0"/>
+        </w:rPr>
+        <w:t xml:space="preserve"> – cesty, které jsou delší než definovaná mez a proto musí být započteny do příslušných metrik</w:t>
       </w:r>
     </w:p>
     <w:p>
@@ -1405,21 +1359,18 @@
       </w:pPr>
       <w:r>
         <w:rPr>
-          <w:rFonts w:ascii="Arial" w:cs="Arial" w:eastAsia="Arial" w:hAnsi="Arial"/>
-          <w:b w:val="1"/>
-          <w:sz w:val="20"/>
-          <w:szCs w:val="20"/>
-          <w:vertAlign w:val="baseline"/>
-          <w:rtl w:val="0"/>
-        </w:rPr>
-        <w:t xml:space="preserve">3.26</w:t>
-        <w:br w:type="textWrapping"/>
+          <w:b/>
+          <w:rFonts w:ascii="Arial" w:cs="Arial" w:eastAsia="Arial" w:hAnsi="Arial"/>
+          <w:sz w:val="20"/>
+          <w:szCs w:val="20"/>
+          <w:vertAlign w:val="baseline"/>
+          <w:rtl w:val="0"/>
+        </w:rPr>
         <w:t xml:space="preserve">konkrétní rámec pro zkoušení</w:t>
       </w:r>
       <w:r>
         <w:rPr>
           <w:rFonts w:ascii="Arial" w:cs="Arial" w:eastAsia="Arial" w:hAnsi="Arial"/>
-          <w:b w:val="0"/>
           <w:sz w:val="20"/>
           <w:szCs w:val="20"/>
           <w:vertAlign w:val="baseline"/>
@@ -1429,33 +1380,24 @@
       </w:r>
       <w:r>
         <w:rPr>
-          <w:rFonts w:ascii="Arial" w:cs="Arial" w:eastAsia="Arial" w:hAnsi="Arial"/>
-          <w:b w:val="0"/>
-          <w:i w:val="1"/>
+          <w:i/>
+          <w:rFonts w:ascii="Arial" w:cs="Arial" w:eastAsia="Arial" w:hAnsi="Arial"/>
           <w:sz w:val="20"/>
           <w:szCs w:val="20"/>
           <w:vertAlign w:val="baseline"/>
           <w:rtl w:val="0"/>
         </w:rPr>
         <w:t xml:space="preserve">(specific examination framework)</w:t>
-        <w:tab/>
-        <w:br w:type="textWrapping"/>
-      </w:r>
-      <w:r>
-        <w:rPr>
-          <w:rFonts w:ascii="Arial" w:cs="Arial" w:eastAsia="Arial" w:hAnsi="Arial"/>
-          <w:b w:val="0"/>
-          <w:sz w:val="20"/>
-          <w:szCs w:val="20"/>
-          <w:vertAlign w:val="baseline"/>
-          <w:rtl w:val="0"/>
-        </w:rPr>
-        <w:t xml:space="preserve">konkrétní sada zkušebních testů stanovená entitou za účelem určení výkonu určitých vybraných metrik výkonu zpoplatnění v průběhu evaluace anebo monitorování </w:t>
-      </w:r>
-      <w:r>
-        <w:rPr>
-          <w:rtl w:val="0"/>
-        </w:rPr>
+      </w:r>
+      <w:r>
+        <w:rPr>
+          <w:rFonts w:ascii="Arial" w:cs="Arial" w:eastAsia="Arial" w:hAnsi="Arial"/>
+          <w:sz w:val="20"/>
+          <w:szCs w:val="20"/>
+          <w:vertAlign w:val="baseline"/>
+          <w:rtl w:val="0"/>
+        </w:rPr>
+        <w:t xml:space="preserve"> – konkrétní sada zkušebních testů stanovená entitou za účelem určení výkonu určitých vybraných metrik výkonu zpoplatnění v průběhu evaluace anebo monitorování</w:t>
       </w:r>
     </w:p>
     <w:p>

--- a/extrakty/doc/TC278WG5/extract_17444-2_(2014).docx
+++ b/extrakty/doc/TC278WG5/extract_17444-2_(2014).docx
@@ -430,6 +430,20 @@
     </w:p>
     <w:p>
       <w:pPr>
+        <w:pBdr/>
+        <w:contextualSpacing w:val="0"/>
+        <w:rPr/>
+      </w:pPr>
+      <w:r>
+        <w:rPr>
+          <w:vertAlign w:val="baseline"/>
+          <w:rtl w:val="0"/>
+        </w:rPr>
+        <w:t xml:space="preserve">Poznámka: Extrakt uvádí vybrané kapitoly popisovaného dokumentu a přejímá původní číslování kapitol.</w:t>
+      </w:r>
+    </w:p>
+    <w:p>
+      <w:pPr>
         <w:keepNext w:val="0"/>
         <w:keepLines w:val="0"/>
         <w:widowControl w:val="1"/>
@@ -448,39 +462,6 @@
     </w:p>
     <w:p>
       <w:pPr>
-        <w:keepNext w:val="0"/>
-        <w:keepLines w:val="0"/>
-        <w:widowControl w:val="1"/>
-        <w:pBdr/>
-        <w:spacing w:after="0" w:before="0" w:line="240" w:lineRule="auto"/>
-        <w:ind w:left="0" w:right="0" w:firstLine="0"/>
-        <w:contextualSpacing w:val="0"/>
-        <w:jc w:val="left"/>
-        <w:rPr/>
-      </w:pPr>
-      <w:r>
-        <w:rPr>
-          <w:b w:val="0"/>
-          <w:sz w:val="20"/>
-          <w:szCs w:val="20"/>
-          <w:rtl w:val="0"/>
-        </w:rPr>
-        <w:t xml:space="preserve">Poznámka: Extrakt přejímá původní číslování kapitol</w:t>
-      </w:r>
-      <w:r>
-        <w:rPr>
-          <w:rtl w:val="0"/>
-        </w:rPr>
-        <w:tab/>
-      </w:r>
-      <w:r>
-        <w:rPr>
-          <w:rtl w:val="0"/>
-        </w:rPr>
-      </w:r>
-    </w:p>
-    <w:p>
-      <w:pPr>
         <w:pStyle w:val="Heading1"/>
         <w:pBdr/>
         <w:contextualSpacing w:val="0"/>
@@ -574,175 +555,7 @@
           <w:vertAlign w:val="baseline"/>
           <w:rtl w:val="0"/>
         </w:rPr>
-        <w:t xml:space="preserve">2Souvis</w:t>
-      </w:r>
-      <w:r>
-        <w:rPr>
-          <w:rtl w:val="0"/>
-        </w:rPr>
-        <w:t xml:space="preserve">í</w:t>
-      </w:r>
-      <w:r>
-        <w:rPr>
-          <w:b w:val="1"/>
-          <w:vertAlign w:val="baseline"/>
-          <w:rtl w:val="0"/>
-        </w:rPr>
-        <w:t xml:space="preserve">cí normy</w:t>
-      </w:r>
-      <w:r>
-        <w:rPr>
-          <w:b w:val="1"/>
-          <w:vertAlign w:val="baseline"/>
-          <w:rtl w:val="0"/>
-        </w:rPr>
-        <w:t xml:space="preserve"> (výběr)</w:t>
-      </w:r>
-      <w:r>
-        <w:rPr>
-          <w:rtl w:val="0"/>
-        </w:rPr>
-      </w:r>
-    </w:p>
-    <w:p>
-      <w:pPr>
-        <w:pBdr/>
-        <w:spacing w:after="120" w:before="0" w:line="240" w:lineRule="auto"/>
-        <w:contextualSpacing w:val="0"/>
-        <w:jc w:val="both"/>
-        <w:rPr/>
-      </w:pPr>
-      <w:r>
-        <w:rPr>
-          <w:rFonts w:ascii="Arial" w:cs="Arial" w:eastAsia="Arial" w:hAnsi="Arial"/>
-          <w:b w:val="0"/>
-          <w:sz w:val="20"/>
-          <w:szCs w:val="20"/>
-          <w:vertAlign w:val="baseline"/>
-          <w:rtl w:val="0"/>
-        </w:rPr>
-        <w:t xml:space="preserve">ČSN EN ISO </w:t>
-      </w:r>
-      <w:r>
-        <w:rPr>
-          <w:rtl w:val="0"/>
-        </w:rPr>
-        <w:t xml:space="preserve">14906</w:t>
-      </w:r>
-      <w:r>
-        <w:rPr>
-          <w:rFonts w:ascii="Arial" w:cs="Arial" w:eastAsia="Arial" w:hAnsi="Arial"/>
-          <w:b w:val="0"/>
-          <w:sz w:val="20"/>
-          <w:szCs w:val="20"/>
-          <w:vertAlign w:val="baseline"/>
-          <w:rtl w:val="0"/>
-        </w:rPr>
-        <w:t xml:space="preserve"> (01 83</w:t>
-      </w:r>
-      <w:r>
-        <w:rPr>
-          <w:rtl w:val="0"/>
-        </w:rPr>
-        <w:t xml:space="preserve">82</w:t>
-      </w:r>
-      <w:r>
-        <w:rPr>
-          <w:rFonts w:ascii="Arial" w:cs="Arial" w:eastAsia="Arial" w:hAnsi="Arial"/>
-          <w:b w:val="0"/>
-          <w:sz w:val="20"/>
-          <w:szCs w:val="20"/>
-          <w:vertAlign w:val="baseline"/>
-          <w:rtl w:val="0"/>
-        </w:rPr>
-        <w:t xml:space="preserve">) Elektronický výběr poplatků (EFC) – Stanovení aplikačního rozhraní</w:t>
-      </w:r>
-      <w:r>
-        <w:rPr>
-          <w:rtl w:val="0"/>
-        </w:rPr>
-        <w:t xml:space="preserve"> pro vyhrazené spojení krátkého rozsahu</w:t>
-      </w:r>
-    </w:p>
-    <w:p>
-      <w:pPr>
-        <w:pBdr/>
-        <w:spacing w:after="120" w:lineRule="auto"/>
-        <w:contextualSpacing w:val="0"/>
-        <w:jc w:val="both"/>
-        <w:rPr/>
-      </w:pPr>
-      <w:r>
-        <w:rPr>
-          <w:rtl w:val="0"/>
-        </w:rPr>
-        <w:t xml:space="preserve">ČSN ISO 17573:2012 (01 8383) Elektronický výběr poplatků (EFC) – Architektura systémů zpoplatňujících vozidla</w:t>
-      </w:r>
-    </w:p>
-    <w:p>
-      <w:pPr>
-        <w:pBdr/>
-        <w:spacing w:after="120" w:before="0" w:line="240" w:lineRule="auto"/>
-        <w:contextualSpacing w:val="0"/>
-        <w:jc w:val="both"/>
-        <w:rPr/>
-      </w:pPr>
-      <w:r>
-        <w:rPr>
-          <w:rFonts w:ascii="Arial" w:cs="Arial" w:eastAsia="Arial" w:hAnsi="Arial"/>
-          <w:b w:val="0"/>
-          <w:sz w:val="20"/>
-          <w:szCs w:val="20"/>
-          <w:vertAlign w:val="baseline"/>
-          <w:rtl w:val="0"/>
-        </w:rPr>
-        <w:t xml:space="preserve">ČSN EN ISO 12855:2012 (01 8295) Elektronický výběr poplatků (EFC) – Výměna informací mezi poskytovateli a výběrčími mýtného </w:t>
-      </w:r>
-      <w:r>
-        <w:rPr>
-          <w:rtl w:val="0"/>
-        </w:rPr>
-      </w:r>
-    </w:p>
-    <w:p>
-      <w:pPr>
-        <w:pBdr/>
-        <w:spacing w:after="120" w:before="0" w:line="240" w:lineRule="auto"/>
-        <w:contextualSpacing w:val="0"/>
-        <w:jc w:val="both"/>
-        <w:rPr/>
-      </w:pPr>
-      <w:r>
-        <w:rPr>
-          <w:rFonts w:ascii="Arial" w:cs="Arial" w:eastAsia="Arial" w:hAnsi="Arial"/>
-          <w:b w:val="0"/>
-          <w:sz w:val="20"/>
-          <w:szCs w:val="20"/>
-          <w:vertAlign w:val="baseline"/>
-          <w:rtl w:val="0"/>
-        </w:rPr>
-        <w:t xml:space="preserve">ČSN P CEN ISO/TS 17575:2010 (01 8385) Elektronický výběr poplatků (EFC) – Definice aplikačního rozhraní pro autonomní systémy</w:t>
-      </w:r>
-      <w:r>
-        <w:rPr>
-          <w:rtl w:val="0"/>
-        </w:rPr>
-      </w:r>
-    </w:p>
-    <w:p>
-      <w:pPr>
-        <w:pStyle w:val="Heading1"/>
-        <w:pBdr/>
-        <w:contextualSpacing w:val="0"/>
-        <w:rPr/>
-      </w:pPr>
-      <w:r>
-        <w:rPr>
-          <w:b w:val="1"/>
-          <w:vertAlign w:val="baseline"/>
-          <w:rtl w:val="0"/>
-        </w:rPr>
-        <w:t xml:space="preserve">1 Předmět normy</w:t>
+        <w:t xml:space="preserve">1 Předmět normy</w:t>
       </w:r>
       <w:r>
         <w:rPr>
@@ -990,6 +803,174 @@
     </w:p>
     <w:p>
       <w:pPr>
+        <w:pStyle w:val="Heading1"/>
+        <w:pBdr/>
+        <w:contextualSpacing w:val="0"/>
+        <w:rPr/>
+      </w:pPr>
+      <w:r>
+        <w:rPr>
+          <w:b w:val="1"/>
+          <w:vertAlign w:val="baseline"/>
+          <w:rtl w:val="0"/>
+        </w:rPr>
+        <w:t xml:space="preserve">2 Souvisící normy</w:t>
+      </w:r>
+      <w:r>
+        <w:rPr>
+          <w:rtl w:val="0"/>
+        </w:rPr>
+        <w:t xml:space="preserve"/>
+      </w:r>
+      <w:r>
+        <w:rPr>
+          <w:b w:val="1"/>
+          <w:vertAlign w:val="baseline"/>
+          <w:rtl w:val="0"/>
+        </w:rPr>
+        <w:t xml:space="preserve"/>
+      </w:r>
+      <w:r>
+        <w:rPr>
+          <w:b w:val="1"/>
+          <w:vertAlign w:val="baseline"/>
+          <w:rtl w:val="0"/>
+        </w:rPr>
+        <w:t xml:space="preserve"/>
+      </w:r>
+      <w:r>
+        <w:rPr>
+          <w:rtl w:val="0"/>
+        </w:rPr>
+      </w:r>
+    </w:p>
+    <w:p>
+      <w:pPr>
+        <w:pBdr/>
+        <w:spacing w:after="120" w:before="0" w:line="240" w:lineRule="auto"/>
+        <w:contextualSpacing w:val="0"/>
+        <w:jc w:val="both"/>
+        <w:rPr/>
+      </w:pPr>
+      <w:r>
+        <w:rPr>
+          <w:rFonts w:ascii="Arial" w:cs="Arial" w:eastAsia="Arial" w:hAnsi="Arial"/>
+          <w:b w:val="0"/>
+          <w:sz w:val="20"/>
+          <w:szCs w:val="20"/>
+          <w:vertAlign w:val="baseline"/>
+          <w:rtl w:val="0"/>
+        </w:rPr>
+        <w:t xml:space="preserve">ČSN EN ISO </w:t>
+      </w:r>
+      <w:r>
+        <w:rPr>
+          <w:rtl w:val="0"/>
+        </w:rPr>
+        <w:t xml:space="preserve">14906</w:t>
+      </w:r>
+      <w:r>
+        <w:rPr>
+          <w:rFonts w:ascii="Arial" w:cs="Arial" w:eastAsia="Arial" w:hAnsi="Arial"/>
+          <w:b w:val="0"/>
+          <w:sz w:val="20"/>
+          <w:szCs w:val="20"/>
+          <w:vertAlign w:val="baseline"/>
+          <w:rtl w:val="0"/>
+        </w:rPr>
+        <w:t xml:space="preserve"> (01 83</w:t>
+      </w:r>
+      <w:r>
+        <w:rPr>
+          <w:rtl w:val="0"/>
+        </w:rPr>
+        <w:t xml:space="preserve">82</w:t>
+      </w:r>
+      <w:r>
+        <w:rPr>
+          <w:rFonts w:ascii="Arial" w:cs="Arial" w:eastAsia="Arial" w:hAnsi="Arial"/>
+          <w:b w:val="0"/>
+          <w:sz w:val="20"/>
+          <w:szCs w:val="20"/>
+          <w:vertAlign w:val="baseline"/>
+          <w:rtl w:val="0"/>
+        </w:rPr>
+        <w:t xml:space="preserve">) Elektronický výběr poplatků (EFC) – Stanovení aplikačního rozhraní</w:t>
+      </w:r>
+      <w:r>
+        <w:rPr>
+          <w:rtl w:val="0"/>
+        </w:rPr>
+        <w:t xml:space="preserve"> pro vyhrazené spojení krátkého rozsahu</w:t>
+      </w:r>
+    </w:p>
+    <w:p>
+      <w:pPr>
+        <w:pBdr/>
+        <w:spacing w:after="120" w:lineRule="auto"/>
+        <w:contextualSpacing w:val="0"/>
+        <w:jc w:val="both"/>
+        <w:rPr/>
+      </w:pPr>
+      <w:r>
+        <w:rPr>
+          <w:rtl w:val="0"/>
+        </w:rPr>
+        <w:t xml:space="preserve">ČSN ISO 17573:2012 (01 8383) Elektronický výběr poplatků (EFC) – Architektura systémů zpoplatňujících vozidla</w:t>
+      </w:r>
+    </w:p>
+    <w:p>
+      <w:pPr>
+        <w:pBdr/>
+        <w:spacing w:after="120" w:before="0" w:line="240" w:lineRule="auto"/>
+        <w:contextualSpacing w:val="0"/>
+        <w:jc w:val="both"/>
+        <w:rPr/>
+      </w:pPr>
+      <w:r>
+        <w:rPr>
+          <w:rFonts w:ascii="Arial" w:cs="Arial" w:eastAsia="Arial" w:hAnsi="Arial"/>
+          <w:b w:val="0"/>
+          <w:sz w:val="20"/>
+          <w:szCs w:val="20"/>
+          <w:vertAlign w:val="baseline"/>
+          <w:rtl w:val="0"/>
+        </w:rPr>
+        <w:t xml:space="preserve">ČSN EN ISO 12855:2012 (01 8295) Elektronický výběr poplatků (EFC) – Výměna informací mezi poskytovateli a výběrčími mýtného </w:t>
+      </w:r>
+      <w:r>
+        <w:rPr>
+          <w:rtl w:val="0"/>
+        </w:rPr>
+      </w:r>
+    </w:p>
+    <w:p>
+      <w:pPr>
+        <w:pBdr/>
+        <w:spacing w:after="120" w:before="0" w:line="240" w:lineRule="auto"/>
+        <w:contextualSpacing w:val="0"/>
+        <w:jc w:val="both"/>
+        <w:rPr/>
+      </w:pPr>
+      <w:r>
+        <w:rPr>
+          <w:rFonts w:ascii="Arial" w:cs="Arial" w:eastAsia="Arial" w:hAnsi="Arial"/>
+          <w:b w:val="0"/>
+          <w:sz w:val="20"/>
+          <w:szCs w:val="20"/>
+          <w:vertAlign w:val="baseline"/>
+          <w:rtl w:val="0"/>
+        </w:rPr>
+        <w:t xml:space="preserve">ČSN P CEN ISO/TS 17575:2010 (01 8385) Elektronický výběr poplatků (EFC) – Definice aplikačního rozhraní pro autonomní systémy</w:t>
+      </w:r>
+      <w:r>
+        <w:rPr>
+          <w:rtl w:val="0"/>
+        </w:rPr>
+      </w:r>
+    </w:p>
+    <w:p>
+      <w:pPr>
         <w:keepNext w:val="1"/>
         <w:keepLines w:val="1"/>
         <w:pBdr/>
@@ -1403,6 +1384,20 @@
     <w:p>
       <w:pPr>
         <w:pBdr/>
+        <w:contextualSpacing w:val="0"/>
+        <w:rPr/>
+      </w:pPr>
+      <w:r>
+        <w:rPr>
+          <w:vertAlign w:val="baseline"/>
+          <w:rtl w:val="0"/>
+        </w:rPr>
+        <w:t xml:space="preserve">Další termíny a zkratky z oboru ITS jsou obsaženy ve slovníku ITS terminology.</w:t>
+      </w:r>
+    </w:p>
+    <w:p>
+      <w:pPr>
+        <w:pBdr/>
         <w:spacing w:after="120" w:before="0" w:line="240" w:lineRule="auto"/>
         <w:contextualSpacing w:val="0"/>
         <w:jc w:val="both"/>
@@ -1433,7 +1428,7 @@
           <w:vertAlign w:val="baseline"/>
           <w:rtl w:val="0"/>
         </w:rPr>
-        <w:t xml:space="preserve">4 </w:t>
+        <w:t xml:space="preserve">4 Symboly a zkratky</w:t>
       </w:r>
       <w:r>
         <w:rPr>
@@ -1442,7 +1437,7 @@
           <w:szCs w:val="24"/>
           <w:rtl w:val="0"/>
         </w:rPr>
-        <w:t xml:space="preserve">Z</w:t>
+        <w:t xml:space="preserve"/>
       </w:r>
       <w:r>
         <w:rPr>
@@ -1453,7 +1448,7 @@
           <w:vertAlign w:val="baseline"/>
           <w:rtl w:val="0"/>
         </w:rPr>
-        <w:t xml:space="preserve">kratky</w:t>
+        <w:t xml:space="preserve"/>
       </w:r>
       <w:r>
         <w:rPr>
@@ -1778,6 +1773,20 @@
         <w:rPr>
           <w:rtl w:val="0"/>
         </w:rPr>
+      </w:r>
+    </w:p>
+    <w:p>
+      <w:pPr>
+        <w:pBdr/>
+        <w:contextualSpacing w:val="0"/>
+        <w:rPr/>
+      </w:pPr>
+      <w:r>
+        <w:rPr>
+          <w:vertAlign w:val="baseline"/>
+          <w:rtl w:val="0"/>
+        </w:rPr>
+        <w:t xml:space="preserve">Další termíny a zkratky z oboru ITS jsou obsaženy ve slovníku ITS terminology (www.ITSterminology.org).</w:t>
       </w:r>
     </w:p>
     <w:p>

--- a/extrakty/doc/TC278WG5/extract_17444-2_(2014).docx
+++ b/extrakty/doc/TC278WG5/extract_17444-2_(2014).docx
@@ -241,7 +241,7 @@
           <w:rtl w:val="0"/>
         </w:rPr>
         <w:tab/>
-        <w:t xml:space="preserve">104 stran</w:t>
+        <w:t xml:space="preserve">Vydána 2013, 104 stran</w:t>
         <w:tab/>
       </w:r>
       <w:r>

--- a/extrakty/doc/TC278WG5/extract_17444-2_(2014).docx
+++ b/extrakty/doc/TC278WG5/extract_17444-2_(2014).docx
@@ -24,7 +24,7 @@
           <w:vertAlign w:val="baseline"/>
           <w:rtl w:val="0"/>
         </w:rPr>
-        <w:t xml:space="preserve">EXTRAKT z mezinárodní normy</w:t>
+        <w:t xml:space="preserve">EXTRAKT z technické specifikace CEN</w:t>
       </w:r>
       <w:r>
         <w:rPr>
@@ -178,9 +178,9 @@
                 <w:vertAlign w:val="baseline"/>
                 <w:rtl w:val="0"/>
               </w:rPr>
-              <w:t xml:space="preserve">ČSN P</w:t>
+              <w:t xml:space="preserve">CEN ISO/TS 17444-2</w:t>
               <w:br w:type="textWrapping"/>
-              <w:t xml:space="preserve">CEN ISO/TS 17444-2</w:t>
+              <w:t xml:space="preserve"/>
               <w:br w:type="textWrapping"/>
             </w:r>
             <w:r>
@@ -206,7 +206,7 @@
                 <w:vertAlign w:val="baseline"/>
                 <w:rtl w:val="0"/>
               </w:rPr>
-              <w:t xml:space="preserve">01 8398</w:t>
+              <w:t xml:space="preserve"/>
             </w:r>
             <w:r>
               <w:rPr>
@@ -241,7 +241,7 @@
           <w:rtl w:val="0"/>
         </w:rPr>
         <w:tab/>
-        <w:t xml:space="preserve">Vydána 2013, 104 stran</w:t>
+        <w:t xml:space="preserve">Vydána 2013, 93 stran</w:t>
         <w:tab/>
       </w:r>
       <w:r>
